--- a/05.CSharp-MS-SQL-SERVER/03-Table-Relations/03-Table-Relations-Exercises.docx
+++ b/05.CSharp-MS-SQL-SERVER/03-Table-Relations/03-Table-Relations-Exercises.docx
@@ -1,6 +1,6 @@
 
 <file path=word/document.xml><?xml version="1.0" encoding="utf-8"?>
-<w:document xmlns:wpc="http://schemas.microsoft.com/office/word/2010/wordprocessingCanvas" xmlns:cx="http://schemas.microsoft.com/office/drawing/2014/chartex" xmlns:cx1="http://schemas.microsoft.com/office/drawing/2015/9/8/chartex" xmlns:cx2="http://schemas.microsoft.com/office/drawing/2015/10/21/chartex" xmlns:cx3="http://schemas.microsoft.com/office/drawing/2016/5/9/chartex" xmlns:cx4="http://schemas.microsoft.com/office/drawing/2016/5/10/chartex" xmlns:cx5="http://schemas.microsoft.com/office/drawing/2016/5/11/chartex" xmlns:cx6="http://schemas.microsoft.com/office/drawing/2016/5/12/chartex" xmlns:cx7="http://schemas.microsoft.com/office/drawing/2016/5/13/chartex" xmlns:cx8="http://schemas.microsoft.com/office/drawing/2016/5/14/chartex" xmlns:mc="http://schemas.openxmlformats.org/markup-compatibility/2006" xmlns:aink="http://schemas.microsoft.com/office/drawing/2016/ink" xmlns:am3d="http://schemas.microsoft.com/office/drawing/2017/model3d" xmlns:o="urn:schemas-microsoft-com:office:office" xmlns:oel="http://schemas.microsoft.com/office/2019/extlst" xmlns:r="http://schemas.openxmlformats.org/officeDocument/2006/relationships" xmlns:m="http://schemas.openxmlformats.org/officeDocument/2006/math" xmlns:v="urn:schemas-microsoft-com:vml" xmlns:wp14="http://schemas.microsoft.com/office/word/2010/wordprocessingDrawing" xmlns:wp="http://schemas.openxmlformats.org/drawingml/2006/wordprocessingDrawing" xmlns:w10="urn:schemas-microsoft-com:office:word" xmlns:w="http://schemas.openxmlformats.org/wordprocessingml/2006/main" xmlns:w14="http://schemas.microsoft.com/office/word/2010/wordml" xmlns:w15="http://schemas.microsoft.com/office/word/2012/wordml" xmlns:w16cex="http://schemas.microsoft.com/office/word/2018/wordml/cex" xmlns:w16cid="http://schemas.microsoft.com/office/word/2016/wordml/cid" xmlns:w16="http://schemas.microsoft.com/office/word/2018/wordml" xmlns:w16du="http://schemas.microsoft.com/office/word/2023/wordml/word16du" xmlns:w16sdtdh="http://schemas.microsoft.com/office/word/2020/wordml/sdtdatahash" xmlns:w16sdtfl="http://schemas.microsoft.com/office/word/2024/wordml/sdtformatlock" xmlns:w16se="http://schemas.microsoft.com/office/word/2015/wordml/symex" xmlns:wpg="http://schemas.microsoft.com/office/word/2010/wordprocessingGroup" xmlns:wpi="http://schemas.microsoft.com/office/word/2010/wordprocessingInk" xmlns:wne="http://schemas.microsoft.com/office/word/2006/wordml" xmlns:wps="http://schemas.microsoft.com/office/word/2010/wordprocessingShape" mc:Ignorable="w14 w15 w16se w16cid w16 w16cex w16sdtdh w16sdtfl w16du wp14">
+<w:document xmlns:wpc="http://schemas.microsoft.com/office/word/2010/wordprocessingCanvas" xmlns:cx="http://schemas.microsoft.com/office/drawing/2014/chartex" xmlns:cx1="http://schemas.microsoft.com/office/drawing/2015/9/8/chartex" xmlns:cx2="http://schemas.microsoft.com/office/drawing/2015/10/21/chartex" xmlns:cx3="http://schemas.microsoft.com/office/drawing/2016/5/9/chartex" xmlns:cx4="http://schemas.microsoft.com/office/drawing/2016/5/10/chartex" xmlns:cx5="http://schemas.microsoft.com/office/drawing/2016/5/11/chartex" xmlns:cx6="http://schemas.microsoft.com/office/drawing/2016/5/12/chartex" xmlns:cx7="http://schemas.microsoft.com/office/drawing/2016/5/13/chartex" xmlns:cx8="http://schemas.microsoft.com/office/drawing/2016/5/14/chartex" xmlns:mc="http://schemas.openxmlformats.org/markup-compatibility/2006" xmlns:aink="http://schemas.microsoft.com/office/drawing/2016/ink" xmlns:am3d="http://schemas.microsoft.com/office/drawing/2017/model3d" xmlns:o="urn:schemas-microsoft-com:office:office" xmlns:oel="http://schemas.microsoft.com/office/2019/extlst" xmlns:r="http://schemas.openxmlformats.org/officeDocument/2006/relationships" xmlns:m="http://schemas.openxmlformats.org/officeDocument/2006/math" xmlns:v="urn:schemas-microsoft-com:vml" xmlns:wp14="http://schemas.microsoft.com/office/word/2010/wordprocessingDrawing" xmlns:wp="http://schemas.openxmlformats.org/drawingml/2006/wordprocessingDrawing" xmlns:w10="urn:schemas-microsoft-com:office:word" xmlns:w="http://schemas.openxmlformats.org/wordprocessingml/2006/main" xmlns:w14="http://schemas.microsoft.com/office/word/2010/wordml" xmlns:w15="http://schemas.microsoft.com/office/word/2012/wordml" xmlns:w16cex="http://schemas.microsoft.com/office/word/2018/wordml/cex" xmlns:w16cid="http://schemas.microsoft.com/office/word/2016/wordml/cid" xmlns:w16="http://schemas.microsoft.com/office/word/2018/wordml" xmlns:w16sdtdh="http://schemas.microsoft.com/office/word/2020/wordml/sdtdatahash" xmlns:w16se="http://schemas.microsoft.com/office/word/2015/wordml/symex" xmlns:wpg="http://schemas.microsoft.com/office/word/2010/wordprocessingGroup" xmlns:wpi="http://schemas.microsoft.com/office/word/2010/wordprocessingInk" xmlns:wne="http://schemas.microsoft.com/office/word/2006/wordml" xmlns:wps="http://schemas.microsoft.com/office/word/2010/wordprocessingShape" mc:Ignorable="w14 w15 w16se w16cid w16 w16cex w16sdtdh wp14">
   <w:body>
     <w:p>
       <w:pPr>
@@ -926,7 +926,6 @@
           <w:lang w:val="bg-BG" w:eastAsia="bg-BG"/>
         </w:rPr>
       </w:pPr>
-      <w:proofErr w:type="spellStart"/>
       <w:r>
         <w:rPr>
           <w:rFonts w:eastAsia="Times New Roman" w:cstheme="minorHAnsi"/>
@@ -935,9 +934,60 @@
           <w:color w:val="0E101A"/>
           <w:lang w:val="bg-BG" w:eastAsia="bg-BG"/>
         </w:rPr>
-        <w:t>Insert</w:t>
+        <w:t>Insert </w:t>
       </w:r>
-      <w:proofErr w:type="spellEnd"/>
+      <w:r>
+        <w:rPr>
+          <w:rFonts w:eastAsia="Times New Roman" w:cstheme="minorHAnsi"/>
+          <w:color w:val="0E101A"/>
+          <w:lang w:val="bg-BG" w:eastAsia="bg-BG"/>
+        </w:rPr>
+        <w:t>the data from the example above.</w:t>
+      </w:r>
+      <w:r>
+        <w:rPr>
+          <w:rFonts w:eastAsia="Times New Roman" w:cstheme="minorHAnsi"/>
+          <w:color w:val="0E101A"/>
+          <w:lang w:eastAsia="bg-BG"/>
+        </w:rPr>
+        <w:t xml:space="preserve"> </w:t>
+      </w:r>
+      <w:r>
+        <w:rPr>
+          <w:rFonts w:eastAsia="Times New Roman" w:cstheme="minorHAnsi"/>
+          <w:color w:val="0E101A"/>
+          <w:lang w:val="bg-BG" w:eastAsia="bg-BG"/>
+        </w:rPr>
+        <w:t>Alter the </w:t>
+      </w:r>
+      <w:r>
+        <w:rPr>
+          <w:rFonts w:ascii="Consolas" w:eastAsia="Times New Roman" w:hAnsi="Consolas" w:cstheme="minorHAnsi"/>
+          <w:b/>
+          <w:bCs/>
+          <w:color w:val="0E101A"/>
+          <w:lang w:eastAsia="bg-BG"/>
+        </w:rPr>
+        <w:t>Persons</w:t>
+      </w:r>
+      <w:r>
+        <w:rPr>
+          <w:rFonts w:eastAsia="Times New Roman" w:cstheme="minorHAnsi"/>
+          <w:color w:val="0E101A"/>
+          <w:lang w:val="bg-BG" w:eastAsia="bg-BG"/>
+        </w:rPr>
+        <w:t> table and make </w:t>
+      </w:r>
+      <w:r>
+        <w:rPr>
+          <w:rFonts w:ascii="Consolas" w:eastAsia="Times New Roman" w:hAnsi="Consolas" w:cstheme="minorHAnsi"/>
+          <w:b/>
+          <w:bCs/>
+          <w:color w:val="0E101A"/>
+          <w:lang w:val="bg-BG" w:eastAsia="bg-BG"/>
+        </w:rPr>
+        <w:t>PersonID</w:t>
+      </w:r>
       <w:r>
         <w:rPr>
           <w:rFonts w:eastAsia="Times New Roman" w:cstheme="minorHAnsi"/>
@@ -948,231 +998,50 @@
         </w:rPr>
         <w:t> </w:t>
       </w:r>
-      <w:proofErr w:type="spellStart"/>
       <w:r>
         <w:rPr>
           <w:rFonts w:eastAsia="Times New Roman" w:cstheme="minorHAnsi"/>
           <w:color w:val="0E101A"/>
           <w:lang w:val="bg-BG" w:eastAsia="bg-BG"/>
         </w:rPr>
-        <w:t>the</w:t>
+        <w:t>a </w:t>
       </w:r>
-      <w:proofErr w:type="spellEnd"/>
+      <w:r>
+        <w:rPr>
+          <w:rFonts w:eastAsia="Times New Roman" w:cstheme="minorHAnsi"/>
+          <w:b/>
+          <w:bCs/>
+          <w:color w:val="0E101A"/>
+          <w:lang w:val="bg-BG" w:eastAsia="bg-BG"/>
+        </w:rPr>
+        <w:t>primary key</w:t>
+      </w:r>
       <w:r>
         <w:rPr>
           <w:rFonts w:eastAsia="Times New Roman" w:cstheme="minorHAnsi"/>
           <w:color w:val="0E101A"/>
           <w:lang w:val="bg-BG" w:eastAsia="bg-BG"/>
         </w:rPr>
-        <w:t xml:space="preserve"> </w:t>
+        <w:t>. Create a </w:t>
       </w:r>
-      <w:proofErr w:type="spellStart"/>
+      <w:r>
+        <w:rPr>
+          <w:rFonts w:eastAsia="Times New Roman" w:cstheme="minorHAnsi"/>
+          <w:b/>
+          <w:bCs/>
+          <w:color w:val="0E101A"/>
+          <w:lang w:val="bg-BG" w:eastAsia="bg-BG"/>
+        </w:rPr>
+        <w:t>foreign key</w:t>
+      </w:r>
       <w:r>
         <w:rPr>
           <w:rFonts w:eastAsia="Times New Roman" w:cstheme="minorHAnsi"/>
           <w:color w:val="0E101A"/>
           <w:lang w:val="bg-BG" w:eastAsia="bg-BG"/>
         </w:rPr>
-        <w:t>data</w:t>
+        <w:t> between </w:t>
       </w:r>
-      <w:proofErr w:type="spellEnd"/>
-      <w:r>
-        <w:rPr>
-          <w:rFonts w:eastAsia="Times New Roman" w:cstheme="minorHAnsi"/>
-          <w:color w:val="0E101A"/>
-          <w:lang w:val="bg-BG" w:eastAsia="bg-BG"/>
-        </w:rPr>
-        <w:t xml:space="preserve"> </w:t>
-      </w:r>
-      <w:proofErr w:type="spellStart"/>
-      <w:r>
-        <w:rPr>
-          <w:rFonts w:eastAsia="Times New Roman" w:cstheme="minorHAnsi"/>
-          <w:color w:val="0E101A"/>
-          <w:lang w:val="bg-BG" w:eastAsia="bg-BG"/>
-        </w:rPr>
-        <w:t>from</w:t>
-      </w:r>
-      <w:proofErr w:type="spellEnd"/>
-      <w:r>
-        <w:rPr>
-          <w:rFonts w:eastAsia="Times New Roman" w:cstheme="minorHAnsi"/>
-          <w:color w:val="0E101A"/>
-          <w:lang w:val="bg-BG" w:eastAsia="bg-BG"/>
-        </w:rPr>
-        <w:t xml:space="preserve"> </w:t>
-      </w:r>
-      <w:proofErr w:type="spellStart"/>
-      <w:r>
-        <w:rPr>
-          <w:rFonts w:eastAsia="Times New Roman" w:cstheme="minorHAnsi"/>
-          <w:color w:val="0E101A"/>
-          <w:lang w:val="bg-BG" w:eastAsia="bg-BG"/>
-        </w:rPr>
-        <w:t>the</w:t>
-      </w:r>
-      <w:proofErr w:type="spellEnd"/>
-      <w:r>
-        <w:rPr>
-          <w:rFonts w:eastAsia="Times New Roman" w:cstheme="minorHAnsi"/>
-          <w:color w:val="0E101A"/>
-          <w:lang w:val="bg-BG" w:eastAsia="bg-BG"/>
-        </w:rPr>
-        <w:t xml:space="preserve"> </w:t>
-      </w:r>
-      <w:proofErr w:type="spellStart"/>
-      <w:r>
-        <w:rPr>
-          <w:rFonts w:eastAsia="Times New Roman" w:cstheme="minorHAnsi"/>
-          <w:color w:val="0E101A"/>
-          <w:lang w:val="bg-BG" w:eastAsia="bg-BG"/>
-        </w:rPr>
-        <w:t>example</w:t>
-      </w:r>
-      <w:proofErr w:type="spellEnd"/>
-      <w:r>
-        <w:rPr>
-          <w:rFonts w:eastAsia="Times New Roman" w:cstheme="minorHAnsi"/>
-          <w:color w:val="0E101A"/>
-          <w:lang w:val="bg-BG" w:eastAsia="bg-BG"/>
-        </w:rPr>
-        <w:t xml:space="preserve"> </w:t>
-      </w:r>
-      <w:proofErr w:type="spellStart"/>
-      <w:r>
-        <w:rPr>
-          <w:rFonts w:eastAsia="Times New Roman" w:cstheme="minorHAnsi"/>
-          <w:color w:val="0E101A"/>
-          <w:lang w:val="bg-BG" w:eastAsia="bg-BG"/>
-        </w:rPr>
-        <w:t>above</w:t>
-      </w:r>
-      <w:proofErr w:type="spellEnd"/>
-      <w:r>
-        <w:rPr>
-          <w:rFonts w:eastAsia="Times New Roman" w:cstheme="minorHAnsi"/>
-          <w:color w:val="0E101A"/>
-          <w:lang w:val="bg-BG" w:eastAsia="bg-BG"/>
-        </w:rPr>
-        <w:t>.</w:t>
-      </w:r>
-      <w:r>
-        <w:rPr>
-          <w:rFonts w:eastAsia="Times New Roman" w:cstheme="minorHAnsi"/>
-          <w:color w:val="0E101A"/>
-          <w:lang w:eastAsia="bg-BG"/>
-        </w:rPr>
-        <w:t xml:space="preserve"> </w:t>
-      </w:r>
-      <w:proofErr w:type="spellStart"/>
-      <w:r>
-        <w:rPr>
-          <w:rFonts w:eastAsia="Times New Roman" w:cstheme="minorHAnsi"/>
-          <w:color w:val="0E101A"/>
-          <w:lang w:val="bg-BG" w:eastAsia="bg-BG"/>
-        </w:rPr>
-        <w:t>Alter</w:t>
-      </w:r>
-      <w:proofErr w:type="spellEnd"/>
-      <w:r>
-        <w:rPr>
-          <w:rFonts w:eastAsia="Times New Roman" w:cstheme="minorHAnsi"/>
-          <w:color w:val="0E101A"/>
-          <w:lang w:val="bg-BG" w:eastAsia="bg-BG"/>
-        </w:rPr>
-        <w:t xml:space="preserve"> </w:t>
-      </w:r>
-      <w:proofErr w:type="spellStart"/>
-      <w:r>
-        <w:rPr>
-          <w:rFonts w:eastAsia="Times New Roman" w:cstheme="minorHAnsi"/>
-          <w:color w:val="0E101A"/>
-          <w:lang w:val="bg-BG" w:eastAsia="bg-BG"/>
-        </w:rPr>
-        <w:t>the</w:t>
-      </w:r>
-      <w:proofErr w:type="spellEnd"/>
-      <w:r>
-        <w:rPr>
-          <w:rFonts w:eastAsia="Times New Roman" w:cstheme="minorHAnsi"/>
-          <w:color w:val="0E101A"/>
-          <w:lang w:val="bg-BG" w:eastAsia="bg-BG"/>
-        </w:rPr>
-        <w:t> </w:t>
-      </w:r>
-      <w:r>
-        <w:rPr>
-          <w:rFonts w:ascii="Consolas" w:eastAsia="Times New Roman" w:hAnsi="Consolas" w:cstheme="minorHAnsi"/>
-          <w:b/>
-          <w:bCs/>
-          <w:color w:val="0E101A"/>
-          <w:lang w:eastAsia="bg-BG"/>
-        </w:rPr>
-        <w:t>Persons</w:t>
-      </w:r>
-      <w:r>
-        <w:rPr>
-          <w:rFonts w:eastAsia="Times New Roman" w:cstheme="minorHAnsi"/>
-          <w:color w:val="0E101A"/>
-          <w:lang w:val="bg-BG" w:eastAsia="bg-BG"/>
-        </w:rPr>
-        <w:t> </w:t>
-      </w:r>
-      <w:proofErr w:type="spellStart"/>
-      <w:r>
-        <w:rPr>
-          <w:rFonts w:eastAsia="Times New Roman" w:cstheme="minorHAnsi"/>
-          <w:color w:val="0E101A"/>
-          <w:lang w:val="bg-BG" w:eastAsia="bg-BG"/>
-        </w:rPr>
-        <w:t>table</w:t>
-      </w:r>
-      <w:proofErr w:type="spellEnd"/>
-      <w:r>
-        <w:rPr>
-          <w:rFonts w:eastAsia="Times New Roman" w:cstheme="minorHAnsi"/>
-          <w:color w:val="0E101A"/>
-          <w:lang w:val="bg-BG" w:eastAsia="bg-BG"/>
-        </w:rPr>
-        <w:t xml:space="preserve"> </w:t>
-      </w:r>
-      <w:proofErr w:type="spellStart"/>
-      <w:r>
-        <w:rPr>
-          <w:rFonts w:eastAsia="Times New Roman" w:cstheme="minorHAnsi"/>
-          <w:color w:val="0E101A"/>
-          <w:lang w:val="bg-BG" w:eastAsia="bg-BG"/>
-        </w:rPr>
-        <w:t>and</w:t>
-      </w:r>
-      <w:proofErr w:type="spellEnd"/>
-      <w:r>
-        <w:rPr>
-          <w:rFonts w:eastAsia="Times New Roman" w:cstheme="minorHAnsi"/>
-          <w:color w:val="0E101A"/>
-          <w:lang w:val="bg-BG" w:eastAsia="bg-BG"/>
-        </w:rPr>
-        <w:t xml:space="preserve"> </w:t>
-      </w:r>
-      <w:proofErr w:type="spellStart"/>
-      <w:r>
-        <w:rPr>
-          <w:rFonts w:eastAsia="Times New Roman" w:cstheme="minorHAnsi"/>
-          <w:color w:val="0E101A"/>
-          <w:lang w:val="bg-BG" w:eastAsia="bg-BG"/>
-        </w:rPr>
-        <w:t>make</w:t>
-      </w:r>
-      <w:proofErr w:type="spellEnd"/>
-      <w:r>
-        <w:rPr>
-          <w:rFonts w:eastAsia="Times New Roman" w:cstheme="minorHAnsi"/>
-          <w:color w:val="0E101A"/>
-          <w:lang w:val="bg-BG" w:eastAsia="bg-BG"/>
-        </w:rPr>
-        <w:t> </w:t>
-      </w:r>
-      <w:proofErr w:type="spellStart"/>
       <w:r>
         <w:rPr>
           <w:rFonts w:ascii="Consolas" w:eastAsia="Times New Roman" w:hAnsi="Consolas" w:cstheme="minorHAnsi"/>
@@ -1181,9 +1050,26 @@
           <w:color w:val="0E101A"/>
           <w:lang w:val="bg-BG" w:eastAsia="bg-BG"/>
         </w:rPr>
-        <w:t>PersonID</w:t>
+        <w:t>Persons</w:t>
       </w:r>
-      <w:proofErr w:type="spellEnd"/>
+      <w:r>
+        <w:rPr>
+          <w:rFonts w:eastAsia="Times New Roman" w:cstheme="minorHAnsi"/>
+          <w:color w:val="0E101A"/>
+          <w:lang w:val="bg-BG" w:eastAsia="bg-BG"/>
+        </w:rPr>
+        <w:t> and </w:t>
+      </w:r>
+      <w:r>
+        <w:rPr>
+          <w:rFonts w:ascii="Consolas" w:eastAsia="Times New Roman" w:hAnsi="Consolas" w:cstheme="minorHAnsi"/>
+          <w:b/>
+          <w:bCs/>
+          <w:color w:val="0E101A"/>
+          <w:lang w:val="bg-BG" w:eastAsia="bg-BG"/>
+        </w:rPr>
+        <w:t>Passports</w:t>
+      </w:r>
       <w:r>
         <w:rPr>
           <w:rFonts w:eastAsia="Times New Roman" w:cstheme="minorHAnsi"/>
@@ -1200,9 +1086,8 @@
           <w:color w:val="0E101A"/>
           <w:lang w:val="bg-BG" w:eastAsia="bg-BG"/>
         </w:rPr>
-        <w:t>a </w:t>
+        <w:t>by using </w:t>
       </w:r>
-      <w:proofErr w:type="spellStart"/>
       <w:r>
         <w:rPr>
           <w:rFonts w:eastAsia="Times New Roman" w:cstheme="minorHAnsi"/>
@@ -1211,118 +1096,8 @@
           <w:color w:val="0E101A"/>
           <w:lang w:val="bg-BG" w:eastAsia="bg-BG"/>
         </w:rPr>
-        <w:t>primary</w:t>
+        <w:t xml:space="preserve">the </w:t>
       </w:r>
-      <w:proofErr w:type="spellEnd"/>
-      <w:r>
-        <w:rPr>
-          <w:rFonts w:eastAsia="Times New Roman" w:cstheme="minorHAnsi"/>
-          <w:b/>
-          <w:bCs/>
-          <w:color w:val="0E101A"/>
-          <w:lang w:val="bg-BG" w:eastAsia="bg-BG"/>
-        </w:rPr>
-        <w:t xml:space="preserve"> </w:t>
-      </w:r>
-      <w:proofErr w:type="spellStart"/>
-      <w:r>
-        <w:rPr>
-          <w:rFonts w:eastAsia="Times New Roman" w:cstheme="minorHAnsi"/>
-          <w:b/>
-          <w:bCs/>
-          <w:color w:val="0E101A"/>
-          <w:lang w:val="bg-BG" w:eastAsia="bg-BG"/>
-        </w:rPr>
-        <w:t>key</w:t>
-      </w:r>
-      <w:proofErr w:type="spellEnd"/>
-      <w:r>
-        <w:rPr>
-          <w:rFonts w:eastAsia="Times New Roman" w:cstheme="minorHAnsi"/>
-          <w:color w:val="0E101A"/>
-          <w:lang w:val="bg-BG" w:eastAsia="bg-BG"/>
-        </w:rPr>
-        <w:t xml:space="preserve">. </w:t>
-      </w:r>
-      <w:proofErr w:type="spellStart"/>
-      <w:r>
-        <w:rPr>
-          <w:rFonts w:eastAsia="Times New Roman" w:cstheme="minorHAnsi"/>
-          <w:color w:val="0E101A"/>
-          <w:lang w:val="bg-BG" w:eastAsia="bg-BG"/>
-        </w:rPr>
-        <w:t>Create</w:t>
-      </w:r>
-      <w:proofErr w:type="spellEnd"/>
-      <w:r>
-        <w:rPr>
-          <w:rFonts w:eastAsia="Times New Roman" w:cstheme="minorHAnsi"/>
-          <w:color w:val="0E101A"/>
-          <w:lang w:val="bg-BG" w:eastAsia="bg-BG"/>
-        </w:rPr>
-        <w:t xml:space="preserve"> a </w:t>
-      </w:r>
-      <w:proofErr w:type="spellStart"/>
-      <w:r>
-        <w:rPr>
-          <w:rFonts w:eastAsia="Times New Roman" w:cstheme="minorHAnsi"/>
-          <w:b/>
-          <w:bCs/>
-          <w:color w:val="0E101A"/>
-          <w:lang w:val="bg-BG" w:eastAsia="bg-BG"/>
-        </w:rPr>
-        <w:t>foreign</w:t>
-      </w:r>
-      <w:proofErr w:type="spellEnd"/>
-      <w:r>
-        <w:rPr>
-          <w:rFonts w:eastAsia="Times New Roman" w:cstheme="minorHAnsi"/>
-          <w:b/>
-          <w:bCs/>
-          <w:color w:val="0E101A"/>
-          <w:lang w:val="bg-BG" w:eastAsia="bg-BG"/>
-        </w:rPr>
-        <w:t xml:space="preserve"> </w:t>
-      </w:r>
-      <w:proofErr w:type="spellStart"/>
-      <w:r>
-        <w:rPr>
-          <w:rFonts w:eastAsia="Times New Roman" w:cstheme="minorHAnsi"/>
-          <w:b/>
-          <w:bCs/>
-          <w:color w:val="0E101A"/>
-          <w:lang w:val="bg-BG" w:eastAsia="bg-BG"/>
-        </w:rPr>
-        <w:t>key</w:t>
-      </w:r>
-      <w:proofErr w:type="spellEnd"/>
-      <w:r>
-        <w:rPr>
-          <w:rFonts w:eastAsia="Times New Roman" w:cstheme="minorHAnsi"/>
-          <w:color w:val="0E101A"/>
-          <w:lang w:val="bg-BG" w:eastAsia="bg-BG"/>
-        </w:rPr>
-        <w:t> </w:t>
-      </w:r>
-      <w:proofErr w:type="spellStart"/>
-      <w:r>
-        <w:rPr>
-          <w:rFonts w:eastAsia="Times New Roman" w:cstheme="minorHAnsi"/>
-          <w:color w:val="0E101A"/>
-          <w:lang w:val="bg-BG" w:eastAsia="bg-BG"/>
-        </w:rPr>
-        <w:t>between</w:t>
-      </w:r>
-      <w:proofErr w:type="spellEnd"/>
-      <w:r>
-        <w:rPr>
-          <w:rFonts w:eastAsia="Times New Roman" w:cstheme="minorHAnsi"/>
-          <w:color w:val="0E101A"/>
-          <w:lang w:val="bg-BG" w:eastAsia="bg-BG"/>
-        </w:rPr>
-        <w:t> </w:t>
-      </w:r>
-      <w:proofErr w:type="spellStart"/>
       <w:r>
         <w:rPr>
           <w:rFonts w:ascii="Consolas" w:eastAsia="Times New Roman" w:hAnsi="Consolas" w:cstheme="minorHAnsi"/>
@@ -1331,152 +1106,15 @@
           <w:color w:val="0E101A"/>
           <w:lang w:val="bg-BG" w:eastAsia="bg-BG"/>
         </w:rPr>
-        <w:t>Persons</w:t>
+        <w:t>PassportID</w:t>
       </w:r>
-      <w:proofErr w:type="spellEnd"/>
       <w:r>
         <w:rPr>
           <w:rFonts w:eastAsia="Times New Roman" w:cstheme="minorHAnsi"/>
           <w:color w:val="0E101A"/>
           <w:lang w:val="bg-BG" w:eastAsia="bg-BG"/>
         </w:rPr>
-        <w:t> </w:t>
-      </w:r>
-      <w:proofErr w:type="spellStart"/>
-      <w:r>
-        <w:rPr>
-          <w:rFonts w:eastAsia="Times New Roman" w:cstheme="minorHAnsi"/>
-          <w:color w:val="0E101A"/>
-          <w:lang w:val="bg-BG" w:eastAsia="bg-BG"/>
-        </w:rPr>
-        <w:t>and</w:t>
-      </w:r>
-      <w:proofErr w:type="spellEnd"/>
-      <w:r>
-        <w:rPr>
-          <w:rFonts w:eastAsia="Times New Roman" w:cstheme="minorHAnsi"/>
-          <w:color w:val="0E101A"/>
-          <w:lang w:val="bg-BG" w:eastAsia="bg-BG"/>
-        </w:rPr>
-        <w:t> </w:t>
-      </w:r>
-      <w:proofErr w:type="spellStart"/>
-      <w:r>
-        <w:rPr>
-          <w:rFonts w:ascii="Consolas" w:eastAsia="Times New Roman" w:hAnsi="Consolas" w:cstheme="minorHAnsi"/>
-          <w:b/>
-          <w:bCs/>
-          <w:color w:val="0E101A"/>
-          <w:lang w:val="bg-BG" w:eastAsia="bg-BG"/>
-        </w:rPr>
-        <w:t>Passports</w:t>
-      </w:r>
-      <w:proofErr w:type="spellEnd"/>
-      <w:r>
-        <w:rPr>
-          <w:rFonts w:eastAsia="Times New Roman" w:cstheme="minorHAnsi"/>
-          <w:b/>
-          <w:bCs/>
-          <w:color w:val="0E101A"/>
-          <w:lang w:val="bg-BG" w:eastAsia="bg-BG"/>
-        </w:rPr>
-        <w:t> </w:t>
-      </w:r>
-      <w:proofErr w:type="spellStart"/>
-      <w:r>
-        <w:rPr>
-          <w:rFonts w:eastAsia="Times New Roman" w:cstheme="minorHAnsi"/>
-          <w:color w:val="0E101A"/>
-          <w:lang w:val="bg-BG" w:eastAsia="bg-BG"/>
-        </w:rPr>
-        <w:t>by</w:t>
-      </w:r>
-      <w:proofErr w:type="spellEnd"/>
-      <w:r>
-        <w:rPr>
-          <w:rFonts w:eastAsia="Times New Roman" w:cstheme="minorHAnsi"/>
-          <w:color w:val="0E101A"/>
-          <w:lang w:val="bg-BG" w:eastAsia="bg-BG"/>
-        </w:rPr>
-        <w:t xml:space="preserve"> </w:t>
-      </w:r>
-      <w:proofErr w:type="spellStart"/>
-      <w:r>
-        <w:rPr>
-          <w:rFonts w:eastAsia="Times New Roman" w:cstheme="minorHAnsi"/>
-          <w:color w:val="0E101A"/>
-          <w:lang w:val="bg-BG" w:eastAsia="bg-BG"/>
-        </w:rPr>
-        <w:t>using</w:t>
-      </w:r>
-      <w:proofErr w:type="spellEnd"/>
-      <w:r>
-        <w:rPr>
-          <w:rFonts w:eastAsia="Times New Roman" w:cstheme="minorHAnsi"/>
-          <w:color w:val="0E101A"/>
-          <w:lang w:val="bg-BG" w:eastAsia="bg-BG"/>
-        </w:rPr>
-        <w:t> </w:t>
-      </w:r>
-      <w:proofErr w:type="spellStart"/>
-      <w:r>
-        <w:rPr>
-          <w:rFonts w:eastAsia="Times New Roman" w:cstheme="minorHAnsi"/>
-          <w:b/>
-          <w:bCs/>
-          <w:color w:val="0E101A"/>
-          <w:lang w:val="bg-BG" w:eastAsia="bg-BG"/>
-        </w:rPr>
-        <w:t>the</w:t>
-      </w:r>
-      <w:proofErr w:type="spellEnd"/>
-      <w:r>
-        <w:rPr>
-          <w:rFonts w:eastAsia="Times New Roman" w:cstheme="minorHAnsi"/>
-          <w:b/>
-          <w:bCs/>
-          <w:color w:val="0E101A"/>
-          <w:lang w:val="bg-BG" w:eastAsia="bg-BG"/>
-        </w:rPr>
-        <w:t xml:space="preserve"> </w:t>
-      </w:r>
-      <w:proofErr w:type="spellStart"/>
-      <w:r>
-        <w:rPr>
-          <w:rFonts w:ascii="Consolas" w:eastAsia="Times New Roman" w:hAnsi="Consolas" w:cstheme="minorHAnsi"/>
-          <w:b/>
-          <w:bCs/>
-          <w:color w:val="0E101A"/>
-          <w:lang w:val="bg-BG" w:eastAsia="bg-BG"/>
-        </w:rPr>
-        <w:t>PassportID</w:t>
-      </w:r>
-      <w:proofErr w:type="spellEnd"/>
-      <w:r>
-        <w:rPr>
-          <w:rFonts w:eastAsia="Times New Roman" w:cstheme="minorHAnsi"/>
-          <w:color w:val="0E101A"/>
-          <w:lang w:val="bg-BG" w:eastAsia="bg-BG"/>
-        </w:rPr>
-        <w:t> </w:t>
-      </w:r>
-      <w:proofErr w:type="spellStart"/>
-      <w:r>
-        <w:rPr>
-          <w:rFonts w:eastAsia="Times New Roman" w:cstheme="minorHAnsi"/>
-          <w:color w:val="0E101A"/>
-          <w:lang w:val="bg-BG" w:eastAsia="bg-BG"/>
-        </w:rPr>
-        <w:t>column</w:t>
-      </w:r>
-      <w:proofErr w:type="spellEnd"/>
-      <w:r>
-        <w:rPr>
-          <w:rFonts w:eastAsia="Times New Roman" w:cstheme="minorHAnsi"/>
-          <w:color w:val="0E101A"/>
-          <w:lang w:val="bg-BG" w:eastAsia="bg-BG"/>
-        </w:rPr>
-        <w:t>.</w:t>
+        <w:t> column.</w:t>
       </w:r>
     </w:p>
     <w:p>
@@ -4613,7 +4251,6 @@
       <w:r>
         <w:t>. Keep in mind that the table "</w:t>
       </w:r>
-      <w:proofErr w:type="spellStart"/>
       <w:r>
         <w:rPr>
           <w:rStyle w:val="Strong"/>
@@ -4622,7 +4259,6 @@
         </w:rPr>
         <w:t>StudentsExams</w:t>
       </w:r>
-      <w:proofErr w:type="spellEnd"/>
       <w:r>
         <w:rPr>
           <w:rStyle w:val="Strong"/>
@@ -5380,7 +5016,6 @@
       <w:r>
         <w:t> should be between </w:t>
       </w:r>
-      <w:proofErr w:type="spellStart"/>
       <w:r>
         <w:rPr>
           <w:rStyle w:val="Strong"/>
@@ -5389,11 +5024,9 @@
         </w:rPr>
         <w:t>ManagerId</w:t>
       </w:r>
-      <w:proofErr w:type="spellEnd"/>
       <w:r>
         <w:t> and </w:t>
       </w:r>
-      <w:proofErr w:type="spellStart"/>
       <w:r>
         <w:rPr>
           <w:rStyle w:val="Strong"/>
@@ -5402,7 +5035,6 @@
         </w:rPr>
         <w:t>TeacherId</w:t>
       </w:r>
-      <w:proofErr w:type="spellEnd"/>
       <w:r>
         <w:t>.</w:t>
       </w:r>
@@ -6467,7 +6099,7 @@
 </file>
 
 <file path=word/endnotes.xml><?xml version="1.0" encoding="utf-8"?>
-<w:endnotes xmlns:wpc="http://schemas.microsoft.com/office/word/2010/wordprocessingCanvas" xmlns:cx="http://schemas.microsoft.com/office/drawing/2014/chartex" xmlns:cx1="http://schemas.microsoft.com/office/drawing/2015/9/8/chartex" xmlns:cx2="http://schemas.microsoft.com/office/drawing/2015/10/21/chartex" xmlns:cx3="http://schemas.microsoft.com/office/drawing/2016/5/9/chartex" xmlns:cx4="http://schemas.microsoft.com/office/drawing/2016/5/10/chartex" xmlns:cx5="http://schemas.microsoft.com/office/drawing/2016/5/11/chartex" xmlns:cx6="http://schemas.microsoft.com/office/drawing/2016/5/12/chartex" xmlns:cx7="http://schemas.microsoft.com/office/drawing/2016/5/13/chartex" xmlns:cx8="http://schemas.microsoft.com/office/drawing/2016/5/14/chartex" xmlns:mc="http://schemas.openxmlformats.org/markup-compatibility/2006" xmlns:aink="http://schemas.microsoft.com/office/drawing/2016/ink" xmlns:am3d="http://schemas.microsoft.com/office/drawing/2017/model3d" xmlns:o="urn:schemas-microsoft-com:office:office" xmlns:oel="http://schemas.microsoft.com/office/2019/extlst" xmlns:r="http://schemas.openxmlformats.org/officeDocument/2006/relationships" xmlns:m="http://schemas.openxmlformats.org/officeDocument/2006/math" xmlns:v="urn:schemas-microsoft-com:vml" xmlns:wp14="http://schemas.microsoft.com/office/word/2010/wordprocessingDrawing" xmlns:wp="http://schemas.openxmlformats.org/drawingml/2006/wordprocessingDrawing" xmlns:w10="urn:schemas-microsoft-com:office:word" xmlns:w="http://schemas.openxmlformats.org/wordprocessingml/2006/main" xmlns:w14="http://schemas.microsoft.com/office/word/2010/wordml" xmlns:w15="http://schemas.microsoft.com/office/word/2012/wordml" xmlns:w16cex="http://schemas.microsoft.com/office/word/2018/wordml/cex" xmlns:w16cid="http://schemas.microsoft.com/office/word/2016/wordml/cid" xmlns:w16="http://schemas.microsoft.com/office/word/2018/wordml" xmlns:w16du="http://schemas.microsoft.com/office/word/2023/wordml/word16du" xmlns:w16sdtdh="http://schemas.microsoft.com/office/word/2020/wordml/sdtdatahash" xmlns:w16sdtfl="http://schemas.microsoft.com/office/word/2024/wordml/sdtformatlock" xmlns:w16se="http://schemas.microsoft.com/office/word/2015/wordml/symex" xmlns:wpg="http://schemas.microsoft.com/office/word/2010/wordprocessingGroup" xmlns:wpi="http://schemas.microsoft.com/office/word/2010/wordprocessingInk" xmlns:wne="http://schemas.microsoft.com/office/word/2006/wordml" xmlns:wps="http://schemas.microsoft.com/office/word/2010/wordprocessingShape" mc:Ignorable="w14 w15 w16se w16cid w16 w16cex w16sdtdh w16sdtfl w16du wp14">
+<w:endnotes xmlns:wpc="http://schemas.microsoft.com/office/word/2010/wordprocessingCanvas" xmlns:cx="http://schemas.microsoft.com/office/drawing/2014/chartex" xmlns:cx1="http://schemas.microsoft.com/office/drawing/2015/9/8/chartex" xmlns:cx2="http://schemas.microsoft.com/office/drawing/2015/10/21/chartex" xmlns:cx3="http://schemas.microsoft.com/office/drawing/2016/5/9/chartex" xmlns:cx4="http://schemas.microsoft.com/office/drawing/2016/5/10/chartex" xmlns:cx5="http://schemas.microsoft.com/office/drawing/2016/5/11/chartex" xmlns:cx6="http://schemas.microsoft.com/office/drawing/2016/5/12/chartex" xmlns:cx7="http://schemas.microsoft.com/office/drawing/2016/5/13/chartex" xmlns:cx8="http://schemas.microsoft.com/office/drawing/2016/5/14/chartex" xmlns:mc="http://schemas.openxmlformats.org/markup-compatibility/2006" xmlns:aink="http://schemas.microsoft.com/office/drawing/2016/ink" xmlns:am3d="http://schemas.microsoft.com/office/drawing/2017/model3d" xmlns:o="urn:schemas-microsoft-com:office:office" xmlns:oel="http://schemas.microsoft.com/office/2019/extlst" xmlns:r="http://schemas.openxmlformats.org/officeDocument/2006/relationships" xmlns:m="http://schemas.openxmlformats.org/officeDocument/2006/math" xmlns:v="urn:schemas-microsoft-com:vml" xmlns:wp14="http://schemas.microsoft.com/office/word/2010/wordprocessingDrawing" xmlns:wp="http://schemas.openxmlformats.org/drawingml/2006/wordprocessingDrawing" xmlns:w10="urn:schemas-microsoft-com:office:word" xmlns:w="http://schemas.openxmlformats.org/wordprocessingml/2006/main" xmlns:w14="http://schemas.microsoft.com/office/word/2010/wordml" xmlns:w15="http://schemas.microsoft.com/office/word/2012/wordml" xmlns:w16cex="http://schemas.microsoft.com/office/word/2018/wordml/cex" xmlns:w16cid="http://schemas.microsoft.com/office/word/2016/wordml/cid" xmlns:w16="http://schemas.microsoft.com/office/word/2018/wordml" xmlns:w16sdtdh="http://schemas.microsoft.com/office/word/2020/wordml/sdtdatahash" xmlns:w16se="http://schemas.microsoft.com/office/word/2015/wordml/symex" xmlns:wpg="http://schemas.microsoft.com/office/word/2010/wordprocessingGroup" xmlns:wpi="http://schemas.microsoft.com/office/word/2010/wordprocessingInk" xmlns:wne="http://schemas.microsoft.com/office/word/2006/wordml" xmlns:wps="http://schemas.microsoft.com/office/word/2010/wordprocessingShape" mc:Ignorable="w14 w15 w16se w16cid w16 w16cex w16sdtdh wp14">
   <w:endnote w:type="separator" w:id="-1">
     <w:p>
       <w:pPr>
@@ -6492,7 +6124,7 @@
 </file>
 
 <file path=word/footer1.xml><?xml version="1.0" encoding="utf-8"?>
-<w:ftr xmlns:wpc="http://schemas.microsoft.com/office/word/2010/wordprocessingCanvas" xmlns:cx="http://schemas.microsoft.com/office/drawing/2014/chartex" xmlns:cx1="http://schemas.microsoft.com/office/drawing/2015/9/8/chartex" xmlns:cx2="http://schemas.microsoft.com/office/drawing/2015/10/21/chartex" xmlns:cx3="http://schemas.microsoft.com/office/drawing/2016/5/9/chartex" xmlns:cx4="http://schemas.microsoft.com/office/drawing/2016/5/10/chartex" xmlns:cx5="http://schemas.microsoft.com/office/drawing/2016/5/11/chartex" xmlns:cx6="http://schemas.microsoft.com/office/drawing/2016/5/12/chartex" xmlns:cx7="http://schemas.microsoft.com/office/drawing/2016/5/13/chartex" xmlns:cx8="http://schemas.microsoft.com/office/drawing/2016/5/14/chartex" xmlns:mc="http://schemas.openxmlformats.org/markup-compatibility/2006" xmlns:aink="http://schemas.microsoft.com/office/drawing/2016/ink" xmlns:am3d="http://schemas.microsoft.com/office/drawing/2017/model3d" xmlns:o="urn:schemas-microsoft-com:office:office" xmlns:oel="http://schemas.microsoft.com/office/2019/extlst" xmlns:r="http://schemas.openxmlformats.org/officeDocument/2006/relationships" xmlns:m="http://schemas.openxmlformats.org/officeDocument/2006/math" xmlns:v="urn:schemas-microsoft-com:vml" xmlns:wp14="http://schemas.microsoft.com/office/word/2010/wordprocessingDrawing" xmlns:wp="http://schemas.openxmlformats.org/drawingml/2006/wordprocessingDrawing" xmlns:w10="urn:schemas-microsoft-com:office:word" xmlns:w="http://schemas.openxmlformats.org/wordprocessingml/2006/main" xmlns:w14="http://schemas.microsoft.com/office/word/2010/wordml" xmlns:w15="http://schemas.microsoft.com/office/word/2012/wordml" xmlns:w16cex="http://schemas.microsoft.com/office/word/2018/wordml/cex" xmlns:w16cid="http://schemas.microsoft.com/office/word/2016/wordml/cid" xmlns:w16="http://schemas.microsoft.com/office/word/2018/wordml" xmlns:w16du="http://schemas.microsoft.com/office/word/2023/wordml/word16du" xmlns:w16sdtdh="http://schemas.microsoft.com/office/word/2020/wordml/sdtdatahash" xmlns:w16sdtfl="http://schemas.microsoft.com/office/word/2024/wordml/sdtformatlock" xmlns:w16se="http://schemas.microsoft.com/office/word/2015/wordml/symex" xmlns:wpg="http://schemas.microsoft.com/office/word/2010/wordprocessingGroup" xmlns:wpi="http://schemas.microsoft.com/office/word/2010/wordprocessingInk" xmlns:wne="http://schemas.microsoft.com/office/word/2006/wordml" xmlns:wps="http://schemas.microsoft.com/office/word/2010/wordprocessingShape" mc:Ignorable="w14 w15 w16se w16cid w16 w16cex w16sdtdh w16sdtfl w16du wp14">
+<w:ftr xmlns:wpc="http://schemas.microsoft.com/office/word/2010/wordprocessingCanvas" xmlns:cx="http://schemas.microsoft.com/office/drawing/2014/chartex" xmlns:cx1="http://schemas.microsoft.com/office/drawing/2015/9/8/chartex" xmlns:cx2="http://schemas.microsoft.com/office/drawing/2015/10/21/chartex" xmlns:cx3="http://schemas.microsoft.com/office/drawing/2016/5/9/chartex" xmlns:cx4="http://schemas.microsoft.com/office/drawing/2016/5/10/chartex" xmlns:cx5="http://schemas.microsoft.com/office/drawing/2016/5/11/chartex" xmlns:cx6="http://schemas.microsoft.com/office/drawing/2016/5/12/chartex" xmlns:cx7="http://schemas.microsoft.com/office/drawing/2016/5/13/chartex" xmlns:cx8="http://schemas.microsoft.com/office/drawing/2016/5/14/chartex" xmlns:mc="http://schemas.openxmlformats.org/markup-compatibility/2006" xmlns:aink="http://schemas.microsoft.com/office/drawing/2016/ink" xmlns:am3d="http://schemas.microsoft.com/office/drawing/2017/model3d" xmlns:o="urn:schemas-microsoft-com:office:office" xmlns:oel="http://schemas.microsoft.com/office/2019/extlst" xmlns:r="http://schemas.openxmlformats.org/officeDocument/2006/relationships" xmlns:m="http://schemas.openxmlformats.org/officeDocument/2006/math" xmlns:v="urn:schemas-microsoft-com:vml" xmlns:wp14="http://schemas.microsoft.com/office/word/2010/wordprocessingDrawing" xmlns:wp="http://schemas.openxmlformats.org/drawingml/2006/wordprocessingDrawing" xmlns:w10="urn:schemas-microsoft-com:office:word" xmlns:w="http://schemas.openxmlformats.org/wordprocessingml/2006/main" xmlns:w14="http://schemas.microsoft.com/office/word/2010/wordml" xmlns:w15="http://schemas.microsoft.com/office/word/2012/wordml" xmlns:w16cex="http://schemas.microsoft.com/office/word/2018/wordml/cex" xmlns:w16cid="http://schemas.microsoft.com/office/word/2016/wordml/cid" xmlns:w16="http://schemas.microsoft.com/office/word/2018/wordml" xmlns:w16sdtdh="http://schemas.microsoft.com/office/word/2020/wordml/sdtdatahash" xmlns:w16se="http://schemas.microsoft.com/office/word/2015/wordml/symex" xmlns:wpg="http://schemas.microsoft.com/office/word/2010/wordprocessingGroup" xmlns:wpi="http://schemas.microsoft.com/office/word/2010/wordprocessingInk" xmlns:wne="http://schemas.microsoft.com/office/word/2006/wordml" xmlns:wps="http://schemas.microsoft.com/office/word/2010/wordprocessingShape" mc:Ignorable="w14 w15 w16se w16cid w16 w16cex w16sdtdh wp14">
   <w:p>
     <w:pPr>
       <w:pStyle w:val="Footer"/>
@@ -6557,23 +6189,7 @@
                               <w:sz w:val="17"/>
                               <w:szCs w:val="17"/>
                             </w:rPr>
-                            <w:t xml:space="preserve">© </w:t>
-                          </w:r>
-                          <w:proofErr w:type="spellStart"/>
-                          <w:r>
-                            <w:rPr>
-                              <w:sz w:val="17"/>
-                              <w:szCs w:val="17"/>
-                            </w:rPr>
-                            <w:t>SoftUni</w:t>
-                          </w:r>
-                          <w:proofErr w:type="spellEnd"/>
-                          <w:r>
-                            <w:rPr>
-                              <w:sz w:val="17"/>
-                              <w:szCs w:val="17"/>
-                            </w:rPr>
-                            <w:t xml:space="preserve"> – </w:t>
+                            <w:t xml:space="preserve">© SoftUni – </w:t>
                           </w:r>
                           <w:hyperlink r:id="rId1" w:history="1">
                             <w:r>
@@ -7161,7 +6777,7 @@
             </wp:anchor>
           </w:drawing>
         </mc:Choice>
-        <mc:Fallback>
+        <mc:Fallback xmlns:w16sdtfl="http://schemas.microsoft.com/office/word/2024/wordml/sdtformatlock" xmlns:w16du="http://schemas.microsoft.com/office/word/2023/wordml/word16du">
           <w:pict>
             <v:shapetype w14:anchorId="633F8EFE" id="_x0000_t202" coordsize="21600,21600" o:spt="202" path="m,l,21600r21600,l21600,xe">
               <v:stroke joinstyle="miter"/>
@@ -7868,7 +7484,7 @@
             </wp:anchor>
           </w:drawing>
         </mc:Choice>
-        <mc:Fallback>
+        <mc:Fallback xmlns:w16sdtfl="http://schemas.microsoft.com/office/word/2024/wordml/sdtformatlock" xmlns:w16du="http://schemas.microsoft.com/office/word/2023/wordml/word16du">
           <w:pict>
             <v:shape w14:anchorId="185D95B2" id="Text Box 3" o:spid="_x0000_s1027" type="#_x0000_t202" style="position:absolute;margin-left:109.85pt;margin-top:28.05pt;width:40.15pt;height:13pt;z-index:251656704;visibility:visible;mso-wrap-style:square;mso-width-percent:0;mso-height-percent:0;mso-wrap-distance-left:9pt;mso-wrap-distance-top:0;mso-wrap-distance-right:9pt;mso-wrap-distance-bottom:0;mso-position-horizontal:absolute;mso-position-horizontal-relative:text;mso-position-vertical:absolute;mso-position-vertical-relative:text;mso-width-percent:0;mso-height-percent:0;mso-width-relative:page;mso-height-relative:page;v-text-anchor:middle" o:gfxdata="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" filled="f" stroked="f" strokeweight=".5pt">
               <v:textbox inset=".5mm,0,0,0">
@@ -8031,7 +7647,7 @@
             </wp:anchor>
           </w:drawing>
         </mc:Choice>
-        <mc:Fallback>
+        <mc:Fallback xmlns:w16sdtfl="http://schemas.microsoft.com/office/word/2024/wordml/sdtformatlock" xmlns:w16du="http://schemas.microsoft.com/office/word/2023/wordml/word16du">
           <w:pict>
             <v:line w14:anchorId="2B40874B" id="Straight Connector 1" o:spid="_x0000_s1026" style="position:absolute;flip:y;z-index:251658240;visibility:visible;mso-wrap-style:square;mso-width-percent:0;mso-height-percent:0;mso-wrap-distance-left:9pt;mso-wrap-distance-top:0;mso-wrap-distance-right:9pt;mso-wrap-distance-bottom:0;mso-position-horizontal:absolute;mso-position-horizontal-relative:text;mso-position-vertical:absolute;mso-position-vertical-relative:text;mso-width-percent:0;mso-height-percent:0;mso-width-relative:page;mso-height-relative:page" from="-.1pt,5.2pt" to="520.7pt,5.2pt" o:gfxdata="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" strokecolor="#974706 [1609]" strokeweight="1pt">
               <v:stroke endcap="round"/>
@@ -8210,7 +7826,7 @@
             </wp:anchor>
           </w:drawing>
         </mc:Choice>
-        <mc:Fallback>
+        <mc:Fallback xmlns:w16sdtfl="http://schemas.microsoft.com/office/word/2024/wordml/sdtformatlock" xmlns:w16du="http://schemas.microsoft.com/office/word/2023/wordml/word16du">
           <w:pict>
             <v:shape w14:anchorId="05D89E91" id="Text Box 4" o:spid="_x0000_s1028" type="#_x0000_t202" style="position:absolute;margin-left:444.65pt;margin-top:26.95pt;width:70.9pt;height:15.9pt;z-index:251659776;visibility:visible;mso-wrap-style:square;mso-width-percent:0;mso-height-percent:0;mso-wrap-distance-left:9pt;mso-wrap-distance-top:0;mso-wrap-distance-right:9pt;mso-wrap-distance-bottom:0;mso-position-horizontal:absolute;mso-position-horizontal-relative:text;mso-position-vertical:absolute;mso-position-vertical-relative:text;mso-width-percent:0;mso-height-percent:0;mso-width-relative:page;mso-height-relative:page;v-text-anchor:middle" o:gfxdata="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" filled="f" stroked="f" strokeweight=".5pt">
               <v:textbox inset="0,0,0,0">
@@ -8323,7 +7939,7 @@
 </file>
 
 <file path=word/footnotes.xml><?xml version="1.0" encoding="utf-8"?>
-<w:footnotes xmlns:wpc="http://schemas.microsoft.com/office/word/2010/wordprocessingCanvas" xmlns:cx="http://schemas.microsoft.com/office/drawing/2014/chartex" xmlns:cx1="http://schemas.microsoft.com/office/drawing/2015/9/8/chartex" xmlns:cx2="http://schemas.microsoft.com/office/drawing/2015/10/21/chartex" xmlns:cx3="http://schemas.microsoft.com/office/drawing/2016/5/9/chartex" xmlns:cx4="http://schemas.microsoft.com/office/drawing/2016/5/10/chartex" xmlns:cx5="http://schemas.microsoft.com/office/drawing/2016/5/11/chartex" xmlns:cx6="http://schemas.microsoft.com/office/drawing/2016/5/12/chartex" xmlns:cx7="http://schemas.microsoft.com/office/drawing/2016/5/13/chartex" xmlns:cx8="http://schemas.microsoft.com/office/drawing/2016/5/14/chartex" xmlns:mc="http://schemas.openxmlformats.org/markup-compatibility/2006" xmlns:aink="http://schemas.microsoft.com/office/drawing/2016/ink" xmlns:am3d="http://schemas.microsoft.com/office/drawing/2017/model3d" xmlns:o="urn:schemas-microsoft-com:office:office" xmlns:oel="http://schemas.microsoft.com/office/2019/extlst" xmlns:r="http://schemas.openxmlformats.org/officeDocument/2006/relationships" xmlns:m="http://schemas.openxmlformats.org/officeDocument/2006/math" xmlns:v="urn:schemas-microsoft-com:vml" xmlns:wp14="http://schemas.microsoft.com/office/word/2010/wordprocessingDrawing" xmlns:wp="http://schemas.openxmlformats.org/drawingml/2006/wordprocessingDrawing" xmlns:w10="urn:schemas-microsoft-com:office:word" xmlns:w="http://schemas.openxmlformats.org/wordprocessingml/2006/main" xmlns:w14="http://schemas.microsoft.com/office/word/2010/wordml" xmlns:w15="http://schemas.microsoft.com/office/word/2012/wordml" xmlns:w16cex="http://schemas.microsoft.com/office/word/2018/wordml/cex" xmlns:w16cid="http://schemas.microsoft.com/office/word/2016/wordml/cid" xmlns:w16="http://schemas.microsoft.com/office/word/2018/wordml" xmlns:w16du="http://schemas.microsoft.com/office/word/2023/wordml/word16du" xmlns:w16sdtdh="http://schemas.microsoft.com/office/word/2020/wordml/sdtdatahash" xmlns:w16sdtfl="http://schemas.microsoft.com/office/word/2024/wordml/sdtformatlock" xmlns:w16se="http://schemas.microsoft.com/office/word/2015/wordml/symex" xmlns:wpg="http://schemas.microsoft.com/office/word/2010/wordprocessingGroup" xmlns:wpi="http://schemas.microsoft.com/office/word/2010/wordprocessingInk" xmlns:wne="http://schemas.microsoft.com/office/word/2006/wordml" xmlns:wps="http://schemas.microsoft.com/office/word/2010/wordprocessingShape" mc:Ignorable="w14 w15 w16se w16cid w16 w16cex w16sdtdh w16sdtfl w16du wp14">
+<w:footnotes xmlns:wpc="http://schemas.microsoft.com/office/word/2010/wordprocessingCanvas" xmlns:cx="http://schemas.microsoft.com/office/drawing/2014/chartex" xmlns:cx1="http://schemas.microsoft.com/office/drawing/2015/9/8/chartex" xmlns:cx2="http://schemas.microsoft.com/office/drawing/2015/10/21/chartex" xmlns:cx3="http://schemas.microsoft.com/office/drawing/2016/5/9/chartex" xmlns:cx4="http://schemas.microsoft.com/office/drawing/2016/5/10/chartex" xmlns:cx5="http://schemas.microsoft.com/office/drawing/2016/5/11/chartex" xmlns:cx6="http://schemas.microsoft.com/office/drawing/2016/5/12/chartex" xmlns:cx7="http://schemas.microsoft.com/office/drawing/2016/5/13/chartex" xmlns:cx8="http://schemas.microsoft.com/office/drawing/2016/5/14/chartex" xmlns:mc="http://schemas.openxmlformats.org/markup-compatibility/2006" xmlns:aink="http://schemas.microsoft.com/office/drawing/2016/ink" xmlns:am3d="http://schemas.microsoft.com/office/drawing/2017/model3d" xmlns:o="urn:schemas-microsoft-com:office:office" xmlns:oel="http://schemas.microsoft.com/office/2019/extlst" xmlns:r="http://schemas.openxmlformats.org/officeDocument/2006/relationships" xmlns:m="http://schemas.openxmlformats.org/officeDocument/2006/math" xmlns:v="urn:schemas-microsoft-com:vml" xmlns:wp14="http://schemas.microsoft.com/office/word/2010/wordprocessingDrawing" xmlns:wp="http://schemas.openxmlformats.org/drawingml/2006/wordprocessingDrawing" xmlns:w10="urn:schemas-microsoft-com:office:word" xmlns:w="http://schemas.openxmlformats.org/wordprocessingml/2006/main" xmlns:w14="http://schemas.microsoft.com/office/word/2010/wordml" xmlns:w15="http://schemas.microsoft.com/office/word/2012/wordml" xmlns:w16cex="http://schemas.microsoft.com/office/word/2018/wordml/cex" xmlns:w16cid="http://schemas.microsoft.com/office/word/2016/wordml/cid" xmlns:w16="http://schemas.microsoft.com/office/word/2018/wordml" xmlns:w16sdtdh="http://schemas.microsoft.com/office/word/2020/wordml/sdtdatahash" xmlns:w16se="http://schemas.microsoft.com/office/word/2015/wordml/symex" xmlns:wpg="http://schemas.microsoft.com/office/word/2010/wordprocessingGroup" xmlns:wpi="http://schemas.microsoft.com/office/word/2010/wordprocessingInk" xmlns:wne="http://schemas.microsoft.com/office/word/2006/wordml" xmlns:wps="http://schemas.microsoft.com/office/word/2010/wordprocessingShape" mc:Ignorable="w14 w15 w16se w16cid w16 w16cex w16sdtdh wp14">
   <w:footnote w:type="separator" w:id="-1">
     <w:p>
       <w:pPr>
@@ -8348,7 +7964,7 @@
 </file>
 
 <file path=word/header1.xml><?xml version="1.0" encoding="utf-8"?>
-<w:hdr xmlns:wpc="http://schemas.microsoft.com/office/word/2010/wordprocessingCanvas" xmlns:cx="http://schemas.microsoft.com/office/drawing/2014/chartex" xmlns:cx1="http://schemas.microsoft.com/office/drawing/2015/9/8/chartex" xmlns:cx2="http://schemas.microsoft.com/office/drawing/2015/10/21/chartex" xmlns:cx3="http://schemas.microsoft.com/office/drawing/2016/5/9/chartex" xmlns:cx4="http://schemas.microsoft.com/office/drawing/2016/5/10/chartex" xmlns:cx5="http://schemas.microsoft.com/office/drawing/2016/5/11/chartex" xmlns:cx6="http://schemas.microsoft.com/office/drawing/2016/5/12/chartex" xmlns:cx7="http://schemas.microsoft.com/office/drawing/2016/5/13/chartex" xmlns:cx8="http://schemas.microsoft.com/office/drawing/2016/5/14/chartex" xmlns:mc="http://schemas.openxmlformats.org/markup-compatibility/2006" xmlns:aink="http://schemas.microsoft.com/office/drawing/2016/ink" xmlns:am3d="http://schemas.microsoft.com/office/drawing/2017/model3d" xmlns:o="urn:schemas-microsoft-com:office:office" xmlns:oel="http://schemas.microsoft.com/office/2019/extlst" xmlns:r="http://schemas.openxmlformats.org/officeDocument/2006/relationships" xmlns:m="http://schemas.openxmlformats.org/officeDocument/2006/math" xmlns:v="urn:schemas-microsoft-com:vml" xmlns:wp14="http://schemas.microsoft.com/office/word/2010/wordprocessingDrawing" xmlns:wp="http://schemas.openxmlformats.org/drawingml/2006/wordprocessingDrawing" xmlns:w10="urn:schemas-microsoft-com:office:word" xmlns:w="http://schemas.openxmlformats.org/wordprocessingml/2006/main" xmlns:w14="http://schemas.microsoft.com/office/word/2010/wordml" xmlns:w15="http://schemas.microsoft.com/office/word/2012/wordml" xmlns:w16cex="http://schemas.microsoft.com/office/word/2018/wordml/cex" xmlns:w16cid="http://schemas.microsoft.com/office/word/2016/wordml/cid" xmlns:w16="http://schemas.microsoft.com/office/word/2018/wordml" xmlns:w16du="http://schemas.microsoft.com/office/word/2023/wordml/word16du" xmlns:w16sdtdh="http://schemas.microsoft.com/office/word/2020/wordml/sdtdatahash" xmlns:w16sdtfl="http://schemas.microsoft.com/office/word/2024/wordml/sdtformatlock" xmlns:w16se="http://schemas.microsoft.com/office/word/2015/wordml/symex" xmlns:wpg="http://schemas.microsoft.com/office/word/2010/wordprocessingGroup" xmlns:wpi="http://schemas.microsoft.com/office/word/2010/wordprocessingInk" xmlns:wne="http://schemas.microsoft.com/office/word/2006/wordml" xmlns:wps="http://schemas.microsoft.com/office/word/2010/wordprocessingShape" mc:Ignorable="w14 w15 w16se w16cid w16 w16cex w16sdtdh w16sdtfl w16du wp14">
+<w:hdr xmlns:wpc="http://schemas.microsoft.com/office/word/2010/wordprocessingCanvas" xmlns:cx="http://schemas.microsoft.com/office/drawing/2014/chartex" xmlns:cx1="http://schemas.microsoft.com/office/drawing/2015/9/8/chartex" xmlns:cx2="http://schemas.microsoft.com/office/drawing/2015/10/21/chartex" xmlns:cx3="http://schemas.microsoft.com/office/drawing/2016/5/9/chartex" xmlns:cx4="http://schemas.microsoft.com/office/drawing/2016/5/10/chartex" xmlns:cx5="http://schemas.microsoft.com/office/drawing/2016/5/11/chartex" xmlns:cx6="http://schemas.microsoft.com/office/drawing/2016/5/12/chartex" xmlns:cx7="http://schemas.microsoft.com/office/drawing/2016/5/13/chartex" xmlns:cx8="http://schemas.microsoft.com/office/drawing/2016/5/14/chartex" xmlns:mc="http://schemas.openxmlformats.org/markup-compatibility/2006" xmlns:aink="http://schemas.microsoft.com/office/drawing/2016/ink" xmlns:am3d="http://schemas.microsoft.com/office/drawing/2017/model3d" xmlns:o="urn:schemas-microsoft-com:office:office" xmlns:oel="http://schemas.microsoft.com/office/2019/extlst" xmlns:r="http://schemas.openxmlformats.org/officeDocument/2006/relationships" xmlns:m="http://schemas.openxmlformats.org/officeDocument/2006/math" xmlns:v="urn:schemas-microsoft-com:vml" xmlns:wp14="http://schemas.microsoft.com/office/word/2010/wordprocessingDrawing" xmlns:wp="http://schemas.openxmlformats.org/drawingml/2006/wordprocessingDrawing" xmlns:w10="urn:schemas-microsoft-com:office:word" xmlns:w="http://schemas.openxmlformats.org/wordprocessingml/2006/main" xmlns:w14="http://schemas.microsoft.com/office/word/2010/wordml" xmlns:w15="http://schemas.microsoft.com/office/word/2012/wordml" xmlns:w16cex="http://schemas.microsoft.com/office/word/2018/wordml/cex" xmlns:w16cid="http://schemas.microsoft.com/office/word/2016/wordml/cid" xmlns:w16="http://schemas.microsoft.com/office/word/2018/wordml" xmlns:w16sdtdh="http://schemas.microsoft.com/office/word/2020/wordml/sdtdatahash" xmlns:w16se="http://schemas.microsoft.com/office/word/2015/wordml/symex" xmlns:wpg="http://schemas.microsoft.com/office/word/2010/wordprocessingGroup" xmlns:wpi="http://schemas.microsoft.com/office/word/2010/wordprocessingInk" xmlns:wne="http://schemas.microsoft.com/office/word/2006/wordml" xmlns:wps="http://schemas.microsoft.com/office/word/2010/wordprocessingShape" mc:Ignorable="w14 w15 w16se w16cid w16 w16cex w16sdtdh wp14">
   <w:p>
     <w:pPr>
       <w:pStyle w:val="Header"/>
@@ -8359,7 +7975,7 @@
 </file>
 
 <file path=word/numbering.xml><?xml version="1.0" encoding="utf-8"?>
-<w:numbering xmlns:wpc="http://schemas.microsoft.com/office/word/2010/wordprocessingCanvas" xmlns:cx="http://schemas.microsoft.com/office/drawing/2014/chartex" xmlns:cx1="http://schemas.microsoft.com/office/drawing/2015/9/8/chartex" xmlns:cx2="http://schemas.microsoft.com/office/drawing/2015/10/21/chartex" xmlns:cx3="http://schemas.microsoft.com/office/drawing/2016/5/9/chartex" xmlns:cx4="http://schemas.microsoft.com/office/drawing/2016/5/10/chartex" xmlns:cx5="http://schemas.microsoft.com/office/drawing/2016/5/11/chartex" xmlns:cx6="http://schemas.microsoft.com/office/drawing/2016/5/12/chartex" xmlns:cx7="http://schemas.microsoft.com/office/drawing/2016/5/13/chartex" xmlns:cx8="http://schemas.microsoft.com/office/drawing/2016/5/14/chartex" xmlns:mc="http://schemas.openxmlformats.org/markup-compatibility/2006" xmlns:aink="http://schemas.microsoft.com/office/drawing/2016/ink" xmlns:am3d="http://schemas.microsoft.com/office/drawing/2017/model3d" xmlns:o="urn:schemas-microsoft-com:office:office" xmlns:oel="http://schemas.microsoft.com/office/2019/extlst" xmlns:r="http://schemas.openxmlformats.org/officeDocument/2006/relationships" xmlns:m="http://schemas.openxmlformats.org/officeDocument/2006/math" xmlns:v="urn:schemas-microsoft-com:vml" xmlns:wp14="http://schemas.microsoft.com/office/word/2010/wordprocessingDrawing" xmlns:wp="http://schemas.openxmlformats.org/drawingml/2006/wordprocessingDrawing" xmlns:w10="urn:schemas-microsoft-com:office:word" xmlns:w="http://schemas.openxmlformats.org/wordprocessingml/2006/main" xmlns:w14="http://schemas.microsoft.com/office/word/2010/wordml" xmlns:w15="http://schemas.microsoft.com/office/word/2012/wordml" xmlns:w16cex="http://schemas.microsoft.com/office/word/2018/wordml/cex" xmlns:w16cid="http://schemas.microsoft.com/office/word/2016/wordml/cid" xmlns:w16="http://schemas.microsoft.com/office/word/2018/wordml" xmlns:w16du="http://schemas.microsoft.com/office/word/2023/wordml/word16du" xmlns:w16sdtdh="http://schemas.microsoft.com/office/word/2020/wordml/sdtdatahash" xmlns:w16sdtfl="http://schemas.microsoft.com/office/word/2024/wordml/sdtformatlock" xmlns:w16se="http://schemas.microsoft.com/office/word/2015/wordml/symex" xmlns:wpg="http://schemas.microsoft.com/office/word/2010/wordprocessingGroup" xmlns:wpi="http://schemas.microsoft.com/office/word/2010/wordprocessingInk" xmlns:wne="http://schemas.microsoft.com/office/word/2006/wordml" xmlns:wps="http://schemas.microsoft.com/office/word/2010/wordprocessingShape" mc:Ignorable="w14 w15 w16se w16cid w16 w16cex w16sdtdh w16sdtfl w16du wp14">
+<w:numbering xmlns:wpc="http://schemas.microsoft.com/office/word/2010/wordprocessingCanvas" xmlns:cx="http://schemas.microsoft.com/office/drawing/2014/chartex" xmlns:cx1="http://schemas.microsoft.com/office/drawing/2015/9/8/chartex" xmlns:cx2="http://schemas.microsoft.com/office/drawing/2015/10/21/chartex" xmlns:cx3="http://schemas.microsoft.com/office/drawing/2016/5/9/chartex" xmlns:cx4="http://schemas.microsoft.com/office/drawing/2016/5/10/chartex" xmlns:cx5="http://schemas.microsoft.com/office/drawing/2016/5/11/chartex" xmlns:cx6="http://schemas.microsoft.com/office/drawing/2016/5/12/chartex" xmlns:cx7="http://schemas.microsoft.com/office/drawing/2016/5/13/chartex" xmlns:cx8="http://schemas.microsoft.com/office/drawing/2016/5/14/chartex" xmlns:mc="http://schemas.openxmlformats.org/markup-compatibility/2006" xmlns:aink="http://schemas.microsoft.com/office/drawing/2016/ink" xmlns:am3d="http://schemas.microsoft.com/office/drawing/2017/model3d" xmlns:o="urn:schemas-microsoft-com:office:office" xmlns:oel="http://schemas.microsoft.com/office/2019/extlst" xmlns:r="http://schemas.openxmlformats.org/officeDocument/2006/relationships" xmlns:m="http://schemas.openxmlformats.org/officeDocument/2006/math" xmlns:v="urn:schemas-microsoft-com:vml" xmlns:wp14="http://schemas.microsoft.com/office/word/2010/wordprocessingDrawing" xmlns:wp="http://schemas.openxmlformats.org/drawingml/2006/wordprocessingDrawing" xmlns:w10="urn:schemas-microsoft-com:office:word" xmlns:w="http://schemas.openxmlformats.org/wordprocessingml/2006/main" xmlns:w14="http://schemas.microsoft.com/office/word/2010/wordml" xmlns:w15="http://schemas.microsoft.com/office/word/2012/wordml" xmlns:w16cex="http://schemas.microsoft.com/office/word/2018/wordml/cex" xmlns:w16cid="http://schemas.microsoft.com/office/word/2016/wordml/cid" xmlns:w16="http://schemas.microsoft.com/office/word/2018/wordml" xmlns:w16sdtdh="http://schemas.microsoft.com/office/word/2020/wordml/sdtdatahash" xmlns:w16se="http://schemas.microsoft.com/office/word/2015/wordml/symex" xmlns:wpg="http://schemas.microsoft.com/office/word/2010/wordprocessingGroup" xmlns:wpi="http://schemas.microsoft.com/office/word/2010/wordprocessingInk" xmlns:wne="http://schemas.microsoft.com/office/word/2006/wordml" xmlns:wps="http://schemas.microsoft.com/office/word/2010/wordprocessingShape" mc:Ignorable="w14 w15 w16se w16cid w16 w16cex w16sdtdh wp14">
   <w:abstractNum w:abstractNumId="0" w15:restartNumberingAfterBreak="0">
     <w:nsid w:val="04E60920"/>
     <w:multiLevelType w:val="hybridMultilevel"/>
@@ -12815,7 +12431,7 @@
 </file>
 
 <file path=word/styles.xml><?xml version="1.0" encoding="utf-8"?>
-<w:styles xmlns:mc="http://schemas.openxmlformats.org/markup-compatibility/2006" xmlns:r="http://schemas.openxmlformats.org/officeDocument/2006/relationships" xmlns:w="http://schemas.openxmlformats.org/wordprocessingml/2006/main" xmlns:w14="http://schemas.microsoft.com/office/word/2010/wordml" xmlns:w15="http://schemas.microsoft.com/office/word/2012/wordml" xmlns:w16cex="http://schemas.microsoft.com/office/word/2018/wordml/cex" xmlns:w16cid="http://schemas.microsoft.com/office/word/2016/wordml/cid" xmlns:w16="http://schemas.microsoft.com/office/word/2018/wordml" xmlns:w16du="http://schemas.microsoft.com/office/word/2023/wordml/word16du" xmlns:w16sdtdh="http://schemas.microsoft.com/office/word/2020/wordml/sdtdatahash" xmlns:w16sdtfl="http://schemas.microsoft.com/office/word/2024/wordml/sdtformatlock" xmlns:w16se="http://schemas.microsoft.com/office/word/2015/wordml/symex" mc:Ignorable="w14 w15 w16se w16cid w16 w16cex w16sdtdh w16sdtfl w16du">
+<w:styles xmlns:mc="http://schemas.openxmlformats.org/markup-compatibility/2006" xmlns:r="http://schemas.openxmlformats.org/officeDocument/2006/relationships" xmlns:w="http://schemas.openxmlformats.org/wordprocessingml/2006/main" xmlns:w14="http://schemas.microsoft.com/office/word/2010/wordml" xmlns:w15="http://schemas.microsoft.com/office/word/2012/wordml" xmlns:w16cex="http://schemas.microsoft.com/office/word/2018/wordml/cex" xmlns:w16cid="http://schemas.microsoft.com/office/word/2016/wordml/cid" xmlns:w16="http://schemas.microsoft.com/office/word/2018/wordml" xmlns:w16sdtdh="http://schemas.microsoft.com/office/word/2020/wordml/sdtdatahash" xmlns:w16se="http://schemas.microsoft.com/office/word/2015/wordml/symex" mc:Ignorable="w14 w15 w16se w16cid w16 w16cex w16sdtdh">
   <w:docDefaults>
     <w:rPrDefault>
       <w:rPr>
